--- a/Report/Perch_figures/Lagnö_Mohns_rho_Z.docx
+++ b/Report/Perch_figures/Lagnö_Mohns_rho_Z.docx
@@ -240,7 +240,7 @@
                 <w:szCs w:val="22"/>
                 <w:color w:val="000000"/>
               </w:rPr>
-              <w:t xml:space="preserve">-0.34588</w:t>
+              <w:t xml:space="preserve">-0.45663</w:t>
             </w:r>
           </w:p>
         </w:tc>
@@ -352,7 +352,7 @@
                 <w:szCs w:val="22"/>
                 <w:color w:val="000000"/>
               </w:rPr>
-              <w:t xml:space="preserve">0.00195</w:t>
+              <w:t xml:space="preserve">0.00218</w:t>
             </w:r>
           </w:p>
         </w:tc>
@@ -464,7 +464,7 @@
                 <w:szCs w:val="22"/>
                 <w:color w:val="000000"/>
               </w:rPr>
-              <w:t xml:space="preserve">0.04256</w:t>
+              <w:t xml:space="preserve">0.04665</w:t>
             </w:r>
           </w:p>
         </w:tc>
@@ -576,7 +576,7 @@
                 <w:szCs w:val="22"/>
                 <w:color w:val="000000"/>
               </w:rPr>
-              <w:t xml:space="preserve">0.01092</w:t>
+              <w:t xml:space="preserve">0.02545</w:t>
             </w:r>
           </w:p>
         </w:tc>
@@ -688,7 +688,7 @@
                 <w:szCs w:val="22"/>
                 <w:color w:val="000000"/>
               </w:rPr>
-              <w:t xml:space="preserve">0.01092</w:t>
+              <w:t xml:space="preserve">0.02545</w:t>
             </w:r>
           </w:p>
         </w:tc>
